--- a/docs/modeles_civicrm_vierges/036-ARRIVEE-info_deces_avec_restitution.docx
+++ b/docs/modeles_civicrm_vierges/036-ARRIVEE-info_deces_avec_restitution.docx
@@ -465,7 +465,97 @@
                 <w:szCs w:val="18"/>
                 <w:lang w:val="en-US"/>
               </w:rPr>
-              <w:t>_greeting_display} {Tokens_PAQPF_Champs_de_fusion_</w:t>
+              <w:t>_greeting_</w:t>
+            </w:r>
+            <w:proofErr w:type="gramStart"/>
+            <w:r>
+              <w:rPr>
+                <w:rFonts w:ascii="Arial" w:hAnsi="Arial" w:cs="Arial"/>
+                <w:sz w:val="18"/>
+                <w:szCs w:val="18"/>
+                <w:lang w:val="en-US"/>
+              </w:rPr>
+              <w:t xml:space="preserve">display} </w:t>
+            </w:r>
+            <w:r>
+              <w:t xml:space="preserve"> </w:t>
+            </w:r>
+            <w:r>
+              <w:rPr>
+                <w:rFonts w:ascii="Arial" w:hAnsi="Arial" w:cs="Arial"/>
+                <w:sz w:val="18"/>
+                <w:szCs w:val="18"/>
+                <w:lang w:val="en-US"/>
+              </w:rPr>
+              <w:t>{</w:t>
+            </w:r>
+            <w:proofErr w:type="gramEnd"/>
+            <w:r>
+              <w:rPr>
+                <w:rFonts w:ascii="Arial" w:hAnsi="Arial" w:cs="Arial"/>
+                <w:sz w:val="18"/>
+                <w:szCs w:val="18"/>
+                <w:lang w:val="en-US"/>
+              </w:rPr>
+              <w:t>Tokens_PAQPF_Champs_de_fusion_</w:t>
+            </w:r>
+            <w:proofErr w:type="gramStart"/>
+            <w:r>
+              <w:rPr>
+                <w:rFonts w:ascii="Arial" w:hAnsi="Arial" w:cs="Arial"/>
+                <w:sz w:val="18"/>
+                <w:szCs w:val="18"/>
+                <w:lang w:val="en-US"/>
+              </w:rPr>
+              <w:t>1.Contact</w:t>
+            </w:r>
+            <w:proofErr w:type="gramEnd"/>
+            <w:r>
+              <w:rPr>
+                <w:rFonts w:ascii="Arial" w:hAnsi="Arial" w:cs="Arial"/>
+                <w:sz w:val="18"/>
+                <w:szCs w:val="18"/>
+                <w:lang w:val="en-US"/>
+              </w:rPr>
+              <w:t>_RelationshipCache_Contact_</w:t>
+            </w:r>
+            <w:proofErr w:type="gramStart"/>
+            <w:r>
+              <w:rPr>
+                <w:rFonts w:ascii="Arial" w:hAnsi="Arial" w:cs="Arial"/>
+                <w:sz w:val="18"/>
+                <w:szCs w:val="18"/>
+                <w:lang w:val="en-US"/>
+              </w:rPr>
+              <w:t>01.first</w:t>
+            </w:r>
+            <w:proofErr w:type="gramEnd"/>
+            <w:r>
+              <w:rPr>
+                <w:rFonts w:ascii="Arial" w:hAnsi="Arial" w:cs="Arial"/>
+                <w:sz w:val="18"/>
+                <w:szCs w:val="18"/>
+                <w:lang w:val="en-US"/>
+              </w:rPr>
+              <w:t>_name}</w:t>
+            </w:r>
+            <w:r>
+              <w:rPr>
+                <w:rFonts w:ascii="Arial" w:hAnsi="Arial" w:cs="Arial"/>
+                <w:sz w:val="18"/>
+                <w:szCs w:val="18"/>
+                <w:lang w:val="en-US"/>
+              </w:rPr>
+              <w:t xml:space="preserve"> </w:t>
+            </w:r>
+            <w:r>
+              <w:rPr>
+                <w:rFonts w:ascii="Arial" w:hAnsi="Arial" w:cs="Arial"/>
+                <w:sz w:val="18"/>
+                <w:szCs w:val="18"/>
+                <w:lang w:val="en-US"/>
+              </w:rPr>
+              <w:t>{Tokens_PAQPF_Champs_de_fusion_</w:t>
             </w:r>
             <w:proofErr w:type="gramStart"/>
             <w:r>
@@ -668,67 +758,7 @@
                 <w:szCs w:val="18"/>
                 <w:lang w:val="en-US"/>
               </w:rPr>
-              <w:t>{Tokens_PAQPF_Champs_de_fusion_</w:t>
-            </w:r>
-            <w:proofErr w:type="gramStart"/>
-            <w:r>
-              <w:rPr>
-                <w:rFonts w:ascii="Arial" w:hAnsi="Arial" w:cs="Arial"/>
-                <w:sz w:val="18"/>
-                <w:szCs w:val="18"/>
-                <w:lang w:val="en-US"/>
-              </w:rPr>
-              <w:t>1.Contact</w:t>
-            </w:r>
-            <w:proofErr w:type="gramEnd"/>
-            <w:r>
-              <w:rPr>
-                <w:rFonts w:ascii="Arial" w:hAnsi="Arial" w:cs="Arial"/>
-                <w:sz w:val="18"/>
-                <w:szCs w:val="18"/>
-                <w:lang w:val="en-US"/>
-              </w:rPr>
-              <w:t>_RelationshipCache_Contact_</w:t>
-            </w:r>
-            <w:proofErr w:type="gramStart"/>
-            <w:r>
-              <w:rPr>
-                <w:rFonts w:ascii="Arial" w:hAnsi="Arial" w:cs="Arial"/>
-                <w:sz w:val="18"/>
-                <w:szCs w:val="18"/>
-                <w:lang w:val="en-US"/>
-              </w:rPr>
-              <w:t>01.address</w:t>
-            </w:r>
-            <w:proofErr w:type="gramEnd"/>
-            <w:r>
-              <w:rPr>
-                <w:rFonts w:ascii="Arial" w:hAnsi="Arial" w:cs="Arial"/>
-                <w:sz w:val="18"/>
-                <w:szCs w:val="18"/>
-                <w:lang w:val="en-US"/>
-              </w:rPr>
-              <w:t>_</w:t>
-            </w:r>
-            <w:proofErr w:type="gramStart"/>
-            <w:r>
-              <w:rPr>
-                <w:rFonts w:ascii="Arial" w:hAnsi="Arial" w:cs="Arial"/>
-                <w:sz w:val="18"/>
-                <w:szCs w:val="18"/>
-                <w:lang w:val="en-US"/>
-              </w:rPr>
-              <w:t>primary.postal</w:t>
-            </w:r>
-            <w:proofErr w:type="gramEnd"/>
-            <w:r>
-              <w:rPr>
-                <w:rFonts w:ascii="Arial" w:hAnsi="Arial" w:cs="Arial"/>
-                <w:sz w:val="18"/>
-                <w:szCs w:val="18"/>
-                <w:lang w:val="en-US"/>
-              </w:rPr>
-              <w:t>_code}</w:t>
+              <w:t>{Tokens_PAQPF_Champs_de_fusion_1.Contact_RelationshipCache_Contact_01.address_primary.postal_code}</w:t>
             </w:r>
             <w:r>
               <w:rPr>
@@ -746,80 +776,8 @@
                 <w:szCs w:val="18"/>
                 <w:lang w:val="en-US"/>
               </w:rPr>
-              <w:t>{Tokens_PAQPF_Champs_de_fusion_</w:t>
-            </w:r>
-            <w:proofErr w:type="gramStart"/>
-            <w:r>
-              <w:rPr>
-                <w:rFonts w:ascii="Arial" w:hAnsi="Arial" w:cs="Arial"/>
-                <w:sz w:val="18"/>
-                <w:szCs w:val="18"/>
-                <w:lang w:val="en-US"/>
-              </w:rPr>
-              <w:t>1.Contact</w:t>
-            </w:r>
-            <w:proofErr w:type="gramEnd"/>
-            <w:r>
-              <w:rPr>
-                <w:rFonts w:ascii="Arial" w:hAnsi="Arial" w:cs="Arial"/>
-                <w:sz w:val="18"/>
-                <w:szCs w:val="18"/>
-                <w:lang w:val="en-US"/>
-              </w:rPr>
-              <w:t>_RelationshipCache_Contact_</w:t>
-            </w:r>
-            <w:proofErr w:type="gramStart"/>
-            <w:r>
-              <w:rPr>
-                <w:rFonts w:ascii="Arial" w:hAnsi="Arial" w:cs="Arial"/>
-                <w:sz w:val="18"/>
-                <w:szCs w:val="18"/>
-                <w:lang w:val="en-US"/>
-              </w:rPr>
-              <w:t>01.address</w:t>
-            </w:r>
-            <w:proofErr w:type="gramEnd"/>
-            <w:r>
-              <w:rPr>
-                <w:rFonts w:ascii="Arial" w:hAnsi="Arial" w:cs="Arial"/>
-                <w:sz w:val="18"/>
-                <w:szCs w:val="18"/>
-                <w:lang w:val="en-US"/>
-              </w:rPr>
-              <w:t>_</w:t>
-            </w:r>
-            <w:proofErr w:type="gramStart"/>
-            <w:r>
-              <w:rPr>
-                <w:rFonts w:ascii="Arial" w:hAnsi="Arial" w:cs="Arial"/>
-                <w:sz w:val="18"/>
-                <w:szCs w:val="18"/>
-                <w:lang w:val="en-US"/>
-              </w:rPr>
-              <w:t>primary.city</w:t>
-            </w:r>
-            <w:proofErr w:type="gramEnd"/>
-            <w:r>
-              <w:rPr>
-                <w:rFonts w:ascii="Arial" w:hAnsi="Arial" w:cs="Arial"/>
-                <w:sz w:val="18"/>
-                <w:szCs w:val="18"/>
-                <w:lang w:val="en-US"/>
-              </w:rPr>
-              <w:t>}</w:t>
-            </w:r>
-          </w:p>
-          <w:p>
-            <w:pPr>
-              <w:pStyle w:val="Contenudetableau"/>
-              <w:ind w:left="283"/>
-              <w:rPr>
-                <w:rFonts w:ascii="Arial" w:hAnsi="Arial" w:cs="Arial"/>
-                <w:sz w:val="18"/>
-                <w:szCs w:val="18"/>
-                <w:lang w:val="en-US"/>
-              </w:rPr>
-            </w:pPr>
+              <w:t>{Tokens_PAQPF_Champs_de_fusion_1.Contact_RelationshipCache_Contact_01.address_primary.city}</w:t>
+            </w:r>
           </w:p>
         </w:tc>
       </w:tr>
@@ -1861,6 +1819,7 @@
           <w:sz w:val="20"/>
           <w:szCs w:val="20"/>
         </w:rPr>
+        <w:lastRenderedPageBreak/>
         <w:t>Nous vous présentons nos sincères condoléances et restons à votre disposition pour tout renseignement complémentaire.</w:t>
       </w:r>
     </w:p>

--- a/docs/modeles_civicrm_vierges/036-ARRIVEE-info_deces_avec_restitution.docx
+++ b/docs/modeles_civicrm_vierges/036-ARRIVEE-info_deces_avec_restitution.docx
@@ -23,7 +23,7 @@
         </w:trPr>
         <w:tc>
           <w:tcPr>
-            <w:tcW w:w="5471" w:type="dxa"/>
+            <w:tcW w:w="5472" w:type="dxa"/>
           </w:tcPr>
           <w:p>
             <w:pPr>
@@ -58,7 +58,7 @@
       <w:tr>
         <w:tc>
           <w:tcPr>
-            <w:tcW w:w="5471" w:type="dxa"/>
+            <w:tcW w:w="5472" w:type="dxa"/>
           </w:tcPr>
           <w:p>
             <w:pPr>
@@ -261,7 +261,7 @@
       <w:tr>
         <w:tc>
           <w:tcPr>
-            <w:tcW w:w="5471" w:type="dxa"/>
+            <w:tcW w:w="5472" w:type="dxa"/>
           </w:tcPr>
           <w:p>
             <w:pPr>
@@ -366,7 +366,7 @@
       <w:tr>
         <w:tc>
           <w:tcPr>
-            <w:tcW w:w="5471" w:type="dxa"/>
+            <w:tcW w:w="5472" w:type="dxa"/>
           </w:tcPr>
           <w:p>
             <w:pPr>
@@ -475,9 +475,25 @@
                 <w:szCs w:val="18"/>
                 <w:lang w:val="en-US"/>
               </w:rPr>
-              <w:t xml:space="preserve">display} </w:t>
-            </w:r>
-            <w:r>
+              <w:t>id:label</w:t>
+            </w:r>
+            <w:proofErr w:type="gramEnd"/>
+            <w:r>
+              <w:rPr>
+                <w:rFonts w:ascii="Arial" w:hAnsi="Arial" w:cs="Arial"/>
+                <w:sz w:val="18"/>
+                <w:szCs w:val="18"/>
+                <w:lang w:val="en-US"/>
+              </w:rPr>
+              <w:t>}</w:t>
+            </w:r>
+            <w:r>
+              <w:rPr>
+                <w:rFonts w:ascii="Arial" w:hAnsi="Arial" w:cs="Arial"/>
+                <w:sz w:val="18"/>
+                <w:szCs w:val="18"/>
+                <w:lang w:val="en-US"/>
+              </w:rPr>
               <w:t xml:space="preserve"> </w:t>
             </w:r>
             <w:r>
@@ -487,17 +503,7 @@
                 <w:szCs w:val="18"/>
                 <w:lang w:val="en-US"/>
               </w:rPr>
-              <w:t>{</w:t>
-            </w:r>
-            <w:proofErr w:type="gramEnd"/>
-            <w:r>
-              <w:rPr>
-                <w:rFonts w:ascii="Arial" w:hAnsi="Arial" w:cs="Arial"/>
-                <w:sz w:val="18"/>
-                <w:szCs w:val="18"/>
-                <w:lang w:val="en-US"/>
-              </w:rPr>
-              <w:t>Tokens_PAQPF_Champs_de_fusion_</w:t>
+              <w:t>{Tokens_PAQPF_Champs_de_fusion_</w:t>
             </w:r>
             <w:proofErr w:type="gramStart"/>
             <w:r>
@@ -758,7 +764,67 @@
                 <w:szCs w:val="18"/>
                 <w:lang w:val="en-US"/>
               </w:rPr>
-              <w:t>{Tokens_PAQPF_Champs_de_fusion_1.Contact_RelationshipCache_Contact_01.address_primary.postal_code}</w:t>
+              <w:t>{Tokens_PAQPF_Champs_de_fusion_</w:t>
+            </w:r>
+            <w:proofErr w:type="gramStart"/>
+            <w:r>
+              <w:rPr>
+                <w:rFonts w:ascii="Arial" w:hAnsi="Arial" w:cs="Arial"/>
+                <w:sz w:val="18"/>
+                <w:szCs w:val="18"/>
+                <w:lang w:val="en-US"/>
+              </w:rPr>
+              <w:t>1.Contact</w:t>
+            </w:r>
+            <w:proofErr w:type="gramEnd"/>
+            <w:r>
+              <w:rPr>
+                <w:rFonts w:ascii="Arial" w:hAnsi="Arial" w:cs="Arial"/>
+                <w:sz w:val="18"/>
+                <w:szCs w:val="18"/>
+                <w:lang w:val="en-US"/>
+              </w:rPr>
+              <w:t>_RelationshipCache_Contact_</w:t>
+            </w:r>
+            <w:proofErr w:type="gramStart"/>
+            <w:r>
+              <w:rPr>
+                <w:rFonts w:ascii="Arial" w:hAnsi="Arial" w:cs="Arial"/>
+                <w:sz w:val="18"/>
+                <w:szCs w:val="18"/>
+                <w:lang w:val="en-US"/>
+              </w:rPr>
+              <w:t>01.address</w:t>
+            </w:r>
+            <w:proofErr w:type="gramEnd"/>
+            <w:r>
+              <w:rPr>
+                <w:rFonts w:ascii="Arial" w:hAnsi="Arial" w:cs="Arial"/>
+                <w:sz w:val="18"/>
+                <w:szCs w:val="18"/>
+                <w:lang w:val="en-US"/>
+              </w:rPr>
+              <w:t>_</w:t>
+            </w:r>
+            <w:proofErr w:type="gramStart"/>
+            <w:r>
+              <w:rPr>
+                <w:rFonts w:ascii="Arial" w:hAnsi="Arial" w:cs="Arial"/>
+                <w:sz w:val="18"/>
+                <w:szCs w:val="18"/>
+                <w:lang w:val="en-US"/>
+              </w:rPr>
+              <w:t>primary.postal</w:t>
+            </w:r>
+            <w:proofErr w:type="gramEnd"/>
+            <w:r>
+              <w:rPr>
+                <w:rFonts w:ascii="Arial" w:hAnsi="Arial" w:cs="Arial"/>
+                <w:sz w:val="18"/>
+                <w:szCs w:val="18"/>
+                <w:lang w:val="en-US"/>
+              </w:rPr>
+              <w:t>_code}</w:t>
             </w:r>
             <w:r>
               <w:rPr>
@@ -776,8 +842,80 @@
                 <w:szCs w:val="18"/>
                 <w:lang w:val="en-US"/>
               </w:rPr>
-              <w:t>{Tokens_PAQPF_Champs_de_fusion_1.Contact_RelationshipCache_Contact_01.address_primary.city}</w:t>
-            </w:r>
+              <w:t>{Tokens_PAQPF_Champs_de_fusion_</w:t>
+            </w:r>
+            <w:proofErr w:type="gramStart"/>
+            <w:r>
+              <w:rPr>
+                <w:rFonts w:ascii="Arial" w:hAnsi="Arial" w:cs="Arial"/>
+                <w:sz w:val="18"/>
+                <w:szCs w:val="18"/>
+                <w:lang w:val="en-US"/>
+              </w:rPr>
+              <w:t>1.Contact</w:t>
+            </w:r>
+            <w:proofErr w:type="gramEnd"/>
+            <w:r>
+              <w:rPr>
+                <w:rFonts w:ascii="Arial" w:hAnsi="Arial" w:cs="Arial"/>
+                <w:sz w:val="18"/>
+                <w:szCs w:val="18"/>
+                <w:lang w:val="en-US"/>
+              </w:rPr>
+              <w:t>_RelationshipCache_Contact_</w:t>
+            </w:r>
+            <w:proofErr w:type="gramStart"/>
+            <w:r>
+              <w:rPr>
+                <w:rFonts w:ascii="Arial" w:hAnsi="Arial" w:cs="Arial"/>
+                <w:sz w:val="18"/>
+                <w:szCs w:val="18"/>
+                <w:lang w:val="en-US"/>
+              </w:rPr>
+              <w:t>01.address</w:t>
+            </w:r>
+            <w:proofErr w:type="gramEnd"/>
+            <w:r>
+              <w:rPr>
+                <w:rFonts w:ascii="Arial" w:hAnsi="Arial" w:cs="Arial"/>
+                <w:sz w:val="18"/>
+                <w:szCs w:val="18"/>
+                <w:lang w:val="en-US"/>
+              </w:rPr>
+              <w:t>_</w:t>
+            </w:r>
+            <w:proofErr w:type="gramStart"/>
+            <w:r>
+              <w:rPr>
+                <w:rFonts w:ascii="Arial" w:hAnsi="Arial" w:cs="Arial"/>
+                <w:sz w:val="18"/>
+                <w:szCs w:val="18"/>
+                <w:lang w:val="en-US"/>
+              </w:rPr>
+              <w:t>primary.city</w:t>
+            </w:r>
+            <w:proofErr w:type="gramEnd"/>
+            <w:r>
+              <w:rPr>
+                <w:rFonts w:ascii="Arial" w:hAnsi="Arial" w:cs="Arial"/>
+                <w:sz w:val="18"/>
+                <w:szCs w:val="18"/>
+                <w:lang w:val="en-US"/>
+              </w:rPr>
+              <w:t>}</w:t>
+            </w:r>
+          </w:p>
+          <w:p>
+            <w:pPr>
+              <w:pStyle w:val="Contenudetableau"/>
+              <w:ind w:left="283"/>
+              <w:rPr>
+                <w:rFonts w:ascii="Arial" w:hAnsi="Arial" w:cs="Arial"/>
+                <w:sz w:val="18"/>
+                <w:szCs w:val="18"/>
+                <w:lang w:val="en-US"/>
+              </w:rPr>
+            </w:pPr>
           </w:p>
         </w:tc>
       </w:tr>
@@ -834,7 +972,33 @@
           <w:sz w:val="20"/>
           <w:szCs w:val="20"/>
         </w:rPr>
-        <w:t>_greeting_display},</w:t>
+        <w:t>_greeting_</w:t>
+      </w:r>
+      <w:proofErr w:type="gramStart"/>
+      <w:r>
+        <w:rPr>
+          <w:rFonts w:ascii="Arial" w:hAnsi="Arial" w:cs="Arial"/>
+          <w:sz w:val="20"/>
+          <w:szCs w:val="20"/>
+        </w:rPr>
+        <w:t>id:label</w:t>
+      </w:r>
+      <w:proofErr w:type="gramEnd"/>
+      <w:r>
+        <w:rPr>
+          <w:rFonts w:ascii="Arial" w:hAnsi="Arial" w:cs="Arial"/>
+          <w:sz w:val="20"/>
+          <w:szCs w:val="20"/>
+        </w:rPr>
+        <w:t>}</w:t>
+      </w:r>
+      <w:r>
+        <w:rPr>
+          <w:rFonts w:ascii="Arial" w:hAnsi="Arial" w:cs="Arial"/>
+          <w:sz w:val="20"/>
+          <w:szCs w:val="20"/>
+        </w:rPr>
+        <w:t>,</w:t>
       </w:r>
     </w:p>
     <w:p>
@@ -1895,7 +2059,7 @@
                 <w:szCs w:val="20"/>
               </w:rPr>
               <w:drawing>
-                <wp:inline distT="0" distB="0" distL="0" distR="0" wp14:anchorId="728847B6" wp14:editId="713417FC">
+                <wp:inline distT="0" distB="0" distL="0" distR="0" wp14:anchorId="1FE9A832" wp14:editId="61E63691">
                   <wp:extent cx="1855986" cy="816634"/>
                   <wp:effectExtent l="0" t="0" r="0" b="0"/>
                   <wp:docPr id="1009184800" name="Image 1"/>
